--- a/docs/ebooks/02_Minimax_Como_Construir_Skills_Vencedoras.docx
+++ b/docs/ebooks/02_Minimax_Como_Construir_Skills_Vencedoras.docx
@@ -2,17 +2,84 @@
 <file path=word/document.xml><?xml version="1.0" encoding="utf-8"?>
 <w:document xmlns:wpc="http://schemas.microsoft.com/office/word/2010/wordprocessingCanvas" xmlns:mo="http://schemas.microsoft.com/office/mac/office/2008/main" xmlns:mc="http://schemas.openxmlformats.org/markup-compatibility/2006" xmlns:mv="urn:schemas-microsoft-com:mac:vml" xmlns:o="urn:schemas-microsoft-com:office:office" xmlns:r="http://schemas.openxmlformats.org/officeDocument/2006/relationships" xmlns:m="http://schemas.openxmlformats.org/officeDocument/2006/math" xmlns:v="urn:schemas-microsoft-com:vml" xmlns:wp14="http://schemas.microsoft.com/office/word/2010/wordprocessingDrawing" xmlns:wp="http://schemas.openxmlformats.org/drawingml/2006/wordprocessingDrawing" xmlns:w10="urn:schemas-microsoft-com:office:word" xmlns:w="http://schemas.openxmlformats.org/wordprocessingml/2006/main" xmlns:w14="http://schemas.microsoft.com/office/word/2010/wordml" xmlns:wpg="http://schemas.microsoft.com/office/word/2010/wordprocessingGroup" xmlns:wpi="http://schemas.microsoft.com/office/word/2010/wordprocessingInk" xmlns:wne="http://schemas.microsoft.com/office/word/2006/wordml" xmlns:wps="http://schemas.microsoft.com/office/word/2010/wordprocessingShape" mc:Ignorable="w14 wp14">
   <w:body>
+    <w:p/>
+    <w:p/>
+    <w:p/>
     <w:p>
       <w:pPr>
         <w:jc w:val="center"/>
       </w:pPr>
       <w:r>
         <w:rPr>
+          <w:rFonts w:ascii="Calibri" w:hAnsi="Calibri" w:cs="Calibri"/>
           <w:b/>
+          <w:i w:val="0"/>
           <w:color w:val="1F3864"/>
-          <w:sz w:val="56"/>
+          <w:sz w:val="72"/>
         </w:rPr>
-        <w:t>Minimax - Como Construir Skills Vencedores</w:t>
+        <w:t>Minimax - Como Construir Skills Vencedoras</w:t>
+      </w:r>
+    </w:p>
+    <w:p>
+      <w:pPr>
+        <w:spacing w:before="240"/>
+        <w:jc w:val="center"/>
+      </w:pPr>
+      <w:r>
+        <w:rPr>
+          <w:rFonts w:ascii="Calibri" w:hAnsi="Calibri" w:cs="Calibri"/>
+          <w:b w:val="0"/>
+          <w:i/>
+          <w:color w:val="4472C4"/>
+          <w:sz w:val="36"/>
+        </w:rPr>
+        <w:t>Guia Prático para Criar Automações Poderosas com Minimax</w:t>
+      </w:r>
+    </w:p>
+    <w:p/>
+    <w:p/>
+    <w:p>
+      <w:pPr>
+        <w:pBdr>
+          <w:bottom w:val="single" w:sz="8" w:space="1" w:color="4472C4"/>
+        </w:pBdr>
+      </w:pPr>
+    </w:p>
+    <w:p>
+      <w:pPr>
+        <w:spacing w:before="360"/>
+        <w:jc w:val="center"/>
+      </w:pPr>
+      <w:r>
+        <w:rPr>
+          <w:rFonts w:ascii="Calibri" w:hAnsi="Calibri" w:cs="Calibri"/>
+          <w:b w:val="0"/>
+          <w:i/>
+          <w:color w:val="707070"/>
+          <w:sz w:val="26"/>
+        </w:rPr>
+        <w:t>Aprenda a criar Skills — extensões que ampliam o que a Minimax pode fazer.</w:t>
+      </w:r>
+    </w:p>
+    <w:p/>
+    <w:p/>
+    <w:p/>
+    <w:p/>
+    <w:p/>
+    <w:p/>
+    <w:p>
+      <w:pPr>
+        <w:jc w:val="center"/>
+      </w:pPr>
+      <w:r>
+        <w:rPr>
+          <w:rFonts w:ascii="Calibri" w:hAnsi="Calibri" w:cs="Calibri"/>
+          <w:b/>
+          <w:i w:val="0"/>
+          <w:color w:val="1F3864"/>
+          <w:sz w:val="28"/>
+        </w:rPr>
+        <w:t>Por MMN AI-to-AI</w:t>
       </w:r>
     </w:p>
     <w:p>
@@ -21,22 +88,13 @@
       </w:pPr>
       <w:r>
         <w:rPr>
-          <w:color w:val="4472C4"/>
-          <w:sz w:val="28"/>
+          <w:rFonts w:ascii="Calibri" w:hAnsi="Calibri" w:cs="Calibri"/>
+          <w:b w:val="0"/>
+          <w:i w:val="0"/>
+          <w:color w:val="707070"/>
+          <w:sz w:val="22"/>
         </w:rPr>
-        <w:t>Guia Prático para Criar Automazioni Poderosas com Minimax</w:t>
-      </w:r>
-    </w:p>
-    <w:p>
-      <w:pPr>
-        <w:jc w:val="center"/>
-      </w:pPr>
-      <w:r>
-        <w:rPr>
-          <w:i/>
-          <w:sz w:val="24"/>
-        </w:rPr>
-        <w:t>Por MMN AI-to-AI</w:t>
+        <w:t>MMN AI-to-AI • 2026</w:t>
       </w:r>
     </w:p>
     <w:p>
@@ -46,371 +104,1169 @@
     </w:p>
     <w:p>
       <w:pPr>
-        <w:pStyle w:val="Heading1"/>
+        <w:jc w:val="left"/>
       </w:pPr>
       <w:r>
         <w:rPr>
+          <w:rFonts w:ascii="Calibri" w:hAnsi="Calibri" w:cs="Calibri"/>
+          <w:b/>
+          <w:i w:val="0"/>
           <w:color w:val="1F3864"/>
-          <w:sz w:val="36"/>
+          <w:sz w:val="56"/>
         </w:rPr>
-        <w:t>Introdução</w:t>
+        <w:t>Sobre este ebook</w:t>
       </w:r>
     </w:p>
     <w:p>
       <w:pPr>
-        <w:spacing w:after="160"/>
+        <w:pBdr>
+          <w:bottom w:val="single" w:sz="8" w:space="1" w:color="4472C4"/>
+        </w:pBdr>
+      </w:pPr>
+    </w:p>
+    <w:p>
+      <w:pPr>
+        <w:spacing w:before="360" w:line="360" w:lineRule="auto" w:after="240"/>
       </w:pPr>
       <w:r>
         <w:rPr>
-          <w:sz w:val="22"/>
+          <w:rFonts w:ascii="Calibri" w:hAnsi="Calibri" w:cs="Calibri"/>
+          <w:b w:val="0"/>
+          <w:i w:val="0"/>
+          <w:color w:val="202020"/>
+          <w:sz w:val="24"/>
         </w:rPr>
-        <w:t>Bem-vindo a este guia completo sobre inteligência artificial.</w:t>
+        <w:t>Skills são o coração da plataforma Minimax. São módulos de código que ampliam as capacidades do modelo, permitindo que ele acesse APIs externas, consulte bancos de dados, execute ações no mundo real e até mesmo aprenda novos comportamentos especializados. Diferente de um prompt comum, uma Skill bem construída vira um asset reutilizável: ela roda 24/7, atende milhares de usuários, e pode gerar receita recorrente. Neste ebook, você vai aprender o caminho completo: do zero absoluto até a publicação de uma Skill profissional, com exemplos reais, padrões de arquitetura, dicas de monetização e estratégias para se destacar no marketplace. Se você quer parar de ser apenas um usuário e começar a construir soluções, este guia é para você.</w:t>
       </w:r>
     </w:p>
     <w:p>
       <w:pPr>
-        <w:spacing w:after="160"/>
+        <w:spacing w:before="480"/>
       </w:pPr>
       <w:r>
         <w:rPr>
-          <w:sz w:val="22"/>
+          <w:rFonts w:ascii="Calibri" w:hAnsi="Calibri" w:cs="Calibri"/>
+          <w:b/>
+          <w:i w:val="0"/>
+          <w:color w:val="1F3864"/>
+          <w:sz w:val="44"/>
         </w:rPr>
-        <w:t>Este ebook foi criado para ajudar você a dominar as ferramentas de IA mais modernas e obter resultados extraordinários.</w:t>
-      </w:r>
-    </w:p>
-    <w:p/>
-    <w:p>
-      <w:pPr>
-        <w:pStyle w:val="Heading1"/>
-      </w:pPr>
-      <w:r>
-        <w:rPr>
-          <w:color w:val="1F3864"/>
-          <w:sz w:val="36"/>
-        </w:rPr>
-        <w:t>Conceitos Fundamentais</w:t>
+        <w:t>Sumário</w:t>
       </w:r>
     </w:p>
     <w:p>
       <w:pPr>
-        <w:pStyle w:val="Heading2"/>
+        <w:pBdr>
+          <w:bottom w:val="single" w:sz="8" w:space="1" w:color="4472C4"/>
+        </w:pBdr>
+      </w:pPr>
+    </w:p>
+    <w:p>
+      <w:pPr>
+        <w:spacing w:before="160"/>
+        <w:ind w:left="283"/>
       </w:pPr>
       <w:r>
         <w:rPr>
+          <w:rFonts w:ascii="Calibri" w:hAnsi="Calibri" w:cs="Calibri"/>
+          <w:b/>
+          <w:i w:val="0"/>
           <w:color w:val="4472C4"/>
-          <w:sz w:val="28"/>
+          <w:sz w:val="24"/>
         </w:rPr>
-        <w:t>O que você precisa saber</w:t>
+        <w:t xml:space="preserve">• </w:t>
+      </w:r>
+      <w:r>
+        <w:rPr>
+          <w:rFonts w:ascii="Calibri" w:hAnsi="Calibri" w:cs="Calibri"/>
+          <w:b w:val="0"/>
+          <w:i w:val="0"/>
+          <w:color w:val="202020"/>
+          <w:sz w:val="24"/>
+        </w:rPr>
+        <w:t>1. O que são Skills e por que elas mudam o jogo</w:t>
       </w:r>
     </w:p>
     <w:p>
       <w:pPr>
-        <w:spacing w:after="160"/>
+        <w:spacing w:before="160"/>
+        <w:ind w:left="283"/>
       </w:pPr>
       <w:r>
         <w:rPr>
-          <w:sz w:val="22"/>
+          <w:rFonts w:ascii="Calibri" w:hAnsi="Calibri" w:cs="Calibri"/>
+          <w:b/>
+          <w:i w:val="0"/>
+          <w:color w:val="4472C4"/>
+          <w:sz w:val="24"/>
         </w:rPr>
-        <w:t>Aqui você encontrará informações essenciais sobre o tema abordado, com explicações claras e práticas.</w:t>
+        <w:t xml:space="preserve">• </w:t>
       </w:r>
-    </w:p>
-    <w:p/>
-    <w:p>
-      <w:pPr>
-        <w:pStyle w:val="Heading1"/>
-      </w:pPr>
       <w:r>
         <w:rPr>
-          <w:color w:val="1F3864"/>
-          <w:sz w:val="36"/>
+          <w:rFonts w:ascii="Calibri" w:hAnsi="Calibri" w:cs="Calibri"/>
+          <w:b w:val="0"/>
+          <w:i w:val="0"/>
+          <w:color w:val="202020"/>
+          <w:sz w:val="24"/>
         </w:rPr>
-        <w:t>Aplicações Práticas</w:t>
+        <w:t>2. Arquitetura Técnica de uma Skill</w:t>
       </w:r>
     </w:p>
     <w:p>
       <w:pPr>
-        <w:spacing w:after="160"/>
+        <w:spacing w:before="160"/>
+        <w:ind w:left="283"/>
       </w:pPr>
       <w:r>
         <w:rPr>
-          <w:sz w:val="22"/>
+          <w:rFonts w:ascii="Calibri" w:hAnsi="Calibri" w:cs="Calibri"/>
+          <w:b/>
+          <w:i w:val="0"/>
+          <w:color w:val="4472C4"/>
+          <w:sz w:val="24"/>
         </w:rPr>
-        <w:t>As aplicações práticas são vastas e podem transformar sua vida profissional e pessoal.</w:t>
+        <w:t xml:space="preserve">• </w:t>
+      </w:r>
+      <w:r>
+        <w:rPr>
+          <w:rFonts w:ascii="Calibri" w:hAnsi="Calibri" w:cs="Calibri"/>
+          <w:b w:val="0"/>
+          <w:i w:val="0"/>
+          <w:color w:val="202020"/>
+          <w:sz w:val="24"/>
+        </w:rPr>
+        <w:t>3. Aplicações Práticas: Skills que Geram Valor</w:t>
       </w:r>
     </w:p>
     <w:p>
       <w:pPr>
-        <w:spacing w:after="160"/>
+        <w:spacing w:before="160"/>
+        <w:ind w:left="283"/>
       </w:pPr>
       <w:r>
         <w:rPr>
-          <w:sz w:val="22"/>
+          <w:rFonts w:ascii="Calibri" w:hAnsi="Calibri" w:cs="Calibri"/>
+          <w:b/>
+          <w:i w:val="0"/>
+          <w:color w:val="4472C4"/>
+          <w:sz w:val="24"/>
         </w:rPr>
-        <w:t>Explore exemplos reais de como implementar o conhecimento adquirido.</w:t>
+        <w:t xml:space="preserve">• </w:t>
       </w:r>
-    </w:p>
-    <w:p/>
-    <w:p>
-      <w:pPr>
-        <w:pStyle w:val="Heading1"/>
-      </w:pPr>
       <w:r>
         <w:rPr>
-          <w:color w:val="1F3864"/>
-          <w:sz w:val="36"/>
+          <w:rFonts w:ascii="Calibri" w:hAnsi="Calibri" w:cs="Calibri"/>
+          <w:b w:val="0"/>
+          <w:i w:val="0"/>
+          <w:color w:val="202020"/>
+          <w:sz w:val="24"/>
         </w:rPr>
-        <w:t>Estratégias Avançadas</w:t>
+        <w:t>4. Estratégias Avançadas para Skills de Alto Desempenho</w:t>
       </w:r>
     </w:p>
     <w:p>
       <w:pPr>
-        <w:pStyle w:val="Heading2"/>
+        <w:spacing w:before="160"/>
+        <w:ind w:left="283"/>
       </w:pPr>
       <w:r>
         <w:rPr>
+          <w:rFonts w:ascii="Calibri" w:hAnsi="Calibri" w:cs="Calibri"/>
+          <w:b/>
+          <w:i w:val="0"/>
           <w:color w:val="4472C4"/>
-          <w:sz w:val="28"/>
+          <w:sz w:val="24"/>
         </w:rPr>
-        <w:t>Dominando o Avançado</w:t>
+        <w:t xml:space="preserve">• </w:t>
+      </w:r>
+      <w:r>
+        <w:rPr>
+          <w:rFonts w:ascii="Calibri" w:hAnsi="Calibri" w:cs="Calibri"/>
+          <w:b w:val="0"/>
+          <w:i w:val="0"/>
+          <w:color w:val="202020"/>
+          <w:sz w:val="24"/>
+        </w:rPr>
+        <w:t>5. Melhores Práticas do Mercado</w:t>
       </w:r>
     </w:p>
     <w:p>
       <w:pPr>
-        <w:spacing w:after="160"/>
+        <w:spacing w:before="160"/>
+        <w:ind w:left="283"/>
       </w:pPr>
       <w:r>
         <w:rPr>
-          <w:sz w:val="22"/>
+          <w:rFonts w:ascii="Calibri" w:hAnsi="Calibri" w:cs="Calibri"/>
+          <w:b/>
+          <w:i w:val="0"/>
+          <w:color w:val="4472C4"/>
+          <w:sz w:val="24"/>
         </w:rPr>
-        <w:t>Técnicas avançadas para quem quer ir além do básico e dominar completamente o assunto.</w:t>
+        <w:t xml:space="preserve">• </w:t>
       </w:r>
-    </w:p>
-    <w:p/>
-    <w:p>
-      <w:pPr>
-        <w:pStyle w:val="Heading1"/>
-      </w:pPr>
       <w:r>
         <w:rPr>
-          <w:color w:val="1F3864"/>
-          <w:sz w:val="36"/>
+          <w:rFonts w:ascii="Calibri" w:hAnsi="Calibri" w:cs="Calibri"/>
+          <w:b w:val="0"/>
+          <w:i w:val="0"/>
+          <w:color w:val="202020"/>
+          <w:sz w:val="24"/>
         </w:rPr>
-        <w:t>Melhores Práticas</w:t>
+        <w:t>6. Estudo de Caso: do Zero a 10 mil usuários</w:t>
       </w:r>
     </w:p>
     <w:p>
       <w:pPr>
-        <w:spacing w:after="160"/>
+        <w:spacing w:before="160"/>
+        <w:ind w:left="283"/>
       </w:pPr>
       <w:r>
         <w:rPr>
-          <w:sz w:val="22"/>
+          <w:rFonts w:ascii="Calibri" w:hAnsi="Calibri" w:cs="Calibri"/>
+          <w:b/>
+          <w:i w:val="0"/>
+          <w:color w:val="4472C4"/>
+          <w:sz w:val="24"/>
         </w:rPr>
-        <w:t>Aprenda com os melhores através de dicas práticas e estratégias comprovadas.</w:t>
+        <w:t xml:space="preserve">• </w:t>
+      </w:r>
+      <w:r>
+        <w:rPr>
+          <w:rFonts w:ascii="Calibri" w:hAnsi="Calibri" w:cs="Calibri"/>
+          <w:b w:val="0"/>
+          <w:i w:val="0"/>
+          <w:color w:val="202020"/>
+          <w:sz w:val="24"/>
+        </w:rPr>
+        <w:t>7. Ferramentas para Construir e Publicar</w:t>
       </w:r>
     </w:p>
     <w:p>
       <w:pPr>
-        <w:spacing w:after="160"/>
+        <w:spacing w:before="160"/>
+        <w:ind w:left="283"/>
       </w:pPr>
       <w:r>
         <w:rPr>
-          <w:sz w:val="22"/>
+          <w:rFonts w:ascii="Calibri" w:hAnsi="Calibri" w:cs="Calibri"/>
+          <w:b/>
+          <w:i w:val="0"/>
+          <w:color w:val="4472C4"/>
+          <w:sz w:val="24"/>
         </w:rPr>
-        <w:t>Evite erros comuns e maximize seus resultados.</w:t>
+        <w:t xml:space="preserve">• </w:t>
       </w:r>
-    </w:p>
-    <w:p/>
-    <w:p>
-      <w:pPr>
-        <w:pStyle w:val="Heading1"/>
-      </w:pPr>
       <w:r>
         <w:rPr>
-          <w:color w:val="1F3864"/>
-          <w:sz w:val="36"/>
+          <w:rFonts w:ascii="Calibri" w:hAnsi="Calibri" w:cs="Calibri"/>
+          <w:b w:val="0"/>
+          <w:i w:val="0"/>
+          <w:color w:val="202020"/>
+          <w:sz w:val="24"/>
         </w:rPr>
-        <w:t>Estudos de Caso</w:t>
+        <w:t>8. Passo a Passo: Criando Sua Primeira Skill</w:t>
       </w:r>
     </w:p>
     <w:p>
       <w:pPr>
-        <w:spacing w:after="160"/>
+        <w:spacing w:before="160"/>
+        <w:ind w:left="283"/>
       </w:pPr>
       <w:r>
         <w:rPr>
-          <w:sz w:val="22"/>
+          <w:rFonts w:ascii="Calibri" w:hAnsi="Calibri" w:cs="Calibri"/>
+          <w:b/>
+          <w:i w:val="0"/>
+          <w:color w:val="4472C4"/>
+          <w:sz w:val="24"/>
         </w:rPr>
-        <w:t>Analise casos reais de sucesso e entenda o que funcionou.</w:t>
+        <w:t xml:space="preserve">• </w:t>
+      </w:r>
+      <w:r>
+        <w:rPr>
+          <w:rFonts w:ascii="Calibri" w:hAnsi="Calibri" w:cs="Calibri"/>
+          <w:b w:val="0"/>
+          <w:i w:val="0"/>
+          <w:color w:val="202020"/>
+          <w:sz w:val="24"/>
+        </w:rPr>
+        <w:t>9. Erros Comuns ao Construir Skills</w:t>
       </w:r>
     </w:p>
     <w:p>
       <w:pPr>
-        <w:spacing w:after="160"/>
+        <w:spacing w:before="160"/>
+        <w:ind w:left="283"/>
       </w:pPr>
       <w:r>
         <w:rPr>
-          <w:sz w:val="22"/>
+          <w:rFonts w:ascii="Calibri" w:hAnsi="Calibri" w:cs="Calibri"/>
+          <w:b/>
+          <w:i w:val="0"/>
+          <w:color w:val="4472C4"/>
+          <w:sz w:val="24"/>
         </w:rPr>
-        <w:t>Aplique as lições aprendidas ao seu contexto.</w:t>
+        <w:t xml:space="preserve">• </w:t>
+      </w:r>
+      <w:r>
+        <w:rPr>
+          <w:rFonts w:ascii="Calibri" w:hAnsi="Calibri" w:cs="Calibri"/>
+          <w:b w:val="0"/>
+          <w:i w:val="0"/>
+          <w:color w:val="202020"/>
+          <w:sz w:val="24"/>
+        </w:rPr>
+        <w:t>10. Conclusão: De Usuário a Construtor</w:t>
       </w:r>
     </w:p>
-    <w:p/>
     <w:p>
-      <w:pPr>
-        <w:pStyle w:val="Heading1"/>
-      </w:pPr>
       <w:r>
-        <w:rPr>
-          <w:color w:val="1F3864"/>
-          <w:sz w:val="36"/>
-        </w:rPr>
-        <w:t>Ferramentas e Recursos</w:t>
+        <w:br w:type="page"/>
       </w:r>
     </w:p>
     <w:p>
       <w:pPr>
-        <w:spacing w:after="160"/>
+        <w:jc w:val="left"/>
       </w:pPr>
       <w:r>
         <w:rPr>
-          <w:sz w:val="22"/>
+          <w:rFonts w:ascii="Calibri" w:hAnsi="Calibri" w:cs="Calibri"/>
+          <w:b/>
+          <w:i w:val="0"/>
+          <w:color w:val="1F3864"/>
+          <w:sz w:val="48"/>
         </w:rPr>
-        <w:t>Conheça as principais ferramentas disponíveis no mercado.</w:t>
+        <w:t>1. O que são Skills e por que elas mudam o jogo</w:t>
       </w:r>
     </w:p>
     <w:p>
       <w:pPr>
-        <w:spacing w:after="160"/>
+        <w:pBdr>
+          <w:bottom w:val="single" w:sz="8" w:space="1" w:color="4472C4"/>
+        </w:pBdr>
+      </w:pPr>
+    </w:p>
+    <w:p>
+      <w:pPr>
+        <w:spacing w:before="400" w:after="160"/>
       </w:pPr>
       <w:r>
         <w:rPr>
-          <w:sz w:val="22"/>
+          <w:rFonts w:ascii="Calibri" w:hAnsi="Calibri" w:cs="Calibri"/>
+          <w:b/>
+          <w:i w:val="0"/>
+          <w:color w:val="4472C4"/>
+          <w:sz w:val="32"/>
         </w:rPr>
-        <w:t>Recursos adicionais para aprofundar seu conhecimento.</w:t>
-      </w:r>
-    </w:p>
-    <w:p/>
-    <w:p>
-      <w:pPr>
-        <w:pStyle w:val="Heading1"/>
-      </w:pPr>
-      <w:r>
-        <w:rPr>
-          <w:color w:val="1F3864"/>
-          <w:sz w:val="36"/>
-        </w:rPr>
-        <w:t>Passo a Passo</w:t>
+        <w:t>Definição técnica e visão de produto</w:t>
       </w:r>
     </w:p>
     <w:p>
       <w:pPr>
-        <w:pStyle w:val="Heading2"/>
+        <w:spacing w:line="360" w:lineRule="auto" w:after="200"/>
+        <w:ind w:firstLine="0"/>
       </w:pPr>
       <w:r>
         <w:rPr>
-          <w:color w:val="4472C4"/>
-          <w:sz w:val="28"/>
+          <w:rFonts w:ascii="Calibri" w:hAnsi="Calibri" w:cs="Calibri"/>
+          <w:b w:val="0"/>
+          <w:i w:val="0"/>
+          <w:color w:val="202020"/>
+          <w:sz w:val="24"/>
         </w:rPr>
-        <w:t>Implementação</w:t>
+        <w:t>Uma Skill é um programa que segue o protocolo SKILL.md da Minimax: ela descreve, em linguagem natural, o que faz, quando deve ser acionada, e qual código ou API executar. O modelo lê essa descrição e decide, dinamicamente, se deve ou não usar aquela Skill em uma conversa. É como dar 'superpoderes contextuais' para a IA: ela passa a poder consultar o clima, fazer uma compra, traduzir um PDF, gerar um boleto, mandar uma mensagem no WhatsApp e muito mais — tudo sob comando de linguagem natural.</w:t>
       </w:r>
     </w:p>
     <w:p>
       <w:pPr>
-        <w:spacing w:after="160"/>
+        <w:spacing w:before="400" w:after="160"/>
       </w:pPr>
       <w:r>
         <w:rPr>
-          <w:sz w:val="22"/>
+          <w:rFonts w:ascii="Calibri" w:hAnsi="Calibri" w:cs="Calibri"/>
+          <w:b/>
+          <w:i w:val="0"/>
+          <w:color w:val="4472C4"/>
+          <w:sz w:val="32"/>
         </w:rPr>
-        <w:t>Siga estes passos para implementar o que aprendeu.</w:t>
+        <w:t>A economia das Skills</w:t>
       </w:r>
     </w:p>
     <w:p>
       <w:pPr>
-        <w:spacing w:after="160"/>
+        <w:spacing w:line="360" w:lineRule="auto" w:after="200"/>
+        <w:ind w:firstLine="0"/>
       </w:pPr>
       <w:r>
         <w:rPr>
-          <w:sz w:val="22"/>
+          <w:rFonts w:ascii="Calibri" w:hAnsi="Calibri" w:cs="Calibri"/>
+          <w:b w:val="0"/>
+          <w:i w:val="0"/>
+          <w:color w:val="202020"/>
+          <w:sz w:val="24"/>
         </w:rPr>
-        <w:t>Cada etapa foi projetada para garantir resultados.</w:t>
+        <w:t>Empresas e desenvolvedores estão criando Skills que são usadas por milhões de pessoas. Modelos de negócio vão desde Skills gratuitas para construir audiência até Skills premium com cobrança por uso, assinatura ou white-label. O mercado está em formação. Quem entra cedo e constrói qualidade se posiciona como referência na nova economia da IA.</w:t>
       </w:r>
     </w:p>
-    <w:p/>
     <w:p>
-      <w:pPr>
-        <w:pStyle w:val="Heading1"/>
-      </w:pPr>
       <w:r>
-        <w:rPr>
-          <w:color w:val="1F3864"/>
-          <w:sz w:val="36"/>
-        </w:rPr>
-        <w:t>Erros Comuns</w:t>
+        <w:br w:type="page"/>
       </w:r>
     </w:p>
     <w:p>
       <w:pPr>
-        <w:spacing w:after="160"/>
+        <w:jc w:val="left"/>
       </w:pPr>
       <w:r>
         <w:rPr>
-          <w:sz w:val="22"/>
+          <w:rFonts w:ascii="Calibri" w:hAnsi="Calibri" w:cs="Calibri"/>
+          <w:b/>
+          <w:i w:val="0"/>
+          <w:color w:val="1F3864"/>
+          <w:sz w:val="48"/>
         </w:rPr>
-        <w:t>Identifique e evite os erros mais comuns.</w:t>
+        <w:t>2. Arquitetura Técnica de uma Skill</w:t>
       </w:r>
     </w:p>
     <w:p>
       <w:pPr>
-        <w:spacing w:after="160"/>
+        <w:pBdr>
+          <w:bottom w:val="single" w:sz="8" w:space="1" w:color="4472C4"/>
+        </w:pBdr>
+      </w:pPr>
+    </w:p>
+    <w:p>
+      <w:pPr>
+        <w:spacing w:before="400" w:after="160"/>
       </w:pPr>
       <w:r>
         <w:rPr>
-          <w:sz w:val="22"/>
+          <w:rFonts w:ascii="Calibri" w:hAnsi="Calibri" w:cs="Calibri"/>
+          <w:b/>
+          <w:i w:val="0"/>
+          <w:color w:val="4472C4"/>
+          <w:sz w:val="32"/>
         </w:rPr>
-        <w:t>Economize tempo e recursos evitando armadilhas.</w:t>
-      </w:r>
-    </w:p>
-    <w:p/>
-    <w:p>
-      <w:pPr>
-        <w:pStyle w:val="Heading1"/>
-      </w:pPr>
-      <w:r>
-        <w:rPr>
-          <w:color w:val="1F3864"/>
-          <w:sz w:val="36"/>
-        </w:rPr>
-        <w:t>Conclusão</w:t>
+        <w:t>Os 4 blocos fundamentais</w:t>
       </w:r>
     </w:p>
     <w:p>
       <w:pPr>
-        <w:spacing w:after="160"/>
+        <w:spacing w:line="360" w:lineRule="auto" w:after="200"/>
+        <w:ind w:firstLine="0"/>
       </w:pPr>
       <w:r>
         <w:rPr>
-          <w:sz w:val="22"/>
+          <w:rFonts w:ascii="Calibri" w:hAnsi="Calibri" w:cs="Calibri"/>
+          <w:b w:val="0"/>
+          <w:i w:val="0"/>
+          <w:color w:val="202020"/>
+          <w:sz w:val="24"/>
         </w:rPr>
-        <w:t>Parabéns por completar este guia!</w:t>
+        <w:t>Toda Skill profissional tem quatro blocos: (1) manifesto SKILL.md, que descreve o que a Skill faz em linguagem natural; (2) handler, o código que executa a ação; (3) integração, que conecta a Skill a APIs externas; e (4) testes, que garantem que ela funciona em diferentes cenários. Dominar esses quatro blocos é o que separa um protótipo amador de uma Skill pronta para produção.</w:t>
       </w:r>
     </w:p>
     <w:p>
       <w:pPr>
-        <w:spacing w:after="160"/>
+        <w:spacing w:before="400" w:after="160"/>
       </w:pPr>
       <w:r>
         <w:rPr>
-          <w:sz w:val="22"/>
+          <w:rFonts w:ascii="Calibri" w:hAnsi="Calibri" w:cs="Calibri"/>
+          <w:b/>
+          <w:i w:val="0"/>
+          <w:color w:val="4472C4"/>
+          <w:sz w:val="32"/>
         </w:rPr>
-        <w:t>Agora você tem todas as ferramentas para ter sucesso. Continue aprendendo e evoluindo.</w:t>
+        <w:t>Padrões de projeto recomendados</w:t>
+      </w:r>
+    </w:p>
+    <w:p>
+      <w:pPr>
+        <w:spacing w:line="360" w:lineRule="auto" w:after="200"/>
+        <w:ind w:firstLine="0"/>
+      </w:pPr>
+      <w:r>
+        <w:rPr>
+          <w:rFonts w:ascii="Calibri" w:hAnsi="Calibri" w:cs="Calibri"/>
+          <w:b w:val="0"/>
+          <w:i w:val="0"/>
+          <w:color w:val="202020"/>
+          <w:sz w:val="24"/>
+        </w:rPr>
+        <w:t>Os padrões mais usados são: stateful (mantém contexto entre chamadas), stateless (cada chamada é independente), streaming (devolve resposta em tempo real) e batch (executa várias ações de uma vez). A escolha depende do caso de uso: uma Skill de tradução é stateless, mas uma Skill de carrinho de compras precisa ser stateful.</w:t>
+      </w:r>
+    </w:p>
+    <w:p>
+      <w:r>
+        <w:br w:type="page"/>
+      </w:r>
+    </w:p>
+    <w:p>
+      <w:pPr>
+        <w:jc w:val="left"/>
+      </w:pPr>
+      <w:r>
+        <w:rPr>
+          <w:rFonts w:ascii="Calibri" w:hAnsi="Calibri" w:cs="Calibri"/>
+          <w:b/>
+          <w:i w:val="0"/>
+          <w:color w:val="1F3864"/>
+          <w:sz w:val="48"/>
+        </w:rPr>
+        <w:t>3. Aplicações Práticas: Skills que Geram Valor</w:t>
+      </w:r>
+    </w:p>
+    <w:p>
+      <w:pPr>
+        <w:pBdr>
+          <w:bottom w:val="single" w:sz="8" w:space="1" w:color="4472C4"/>
+        </w:pBdr>
+      </w:pPr>
+    </w:p>
+    <w:p>
+      <w:pPr>
+        <w:spacing w:before="400" w:after="160"/>
+      </w:pPr>
+      <w:r>
+        <w:rPr>
+          <w:rFonts w:ascii="Calibri" w:hAnsi="Calibri" w:cs="Calibri"/>
+          <w:b/>
+          <w:i w:val="0"/>
+          <w:color w:val="4472C4"/>
+          <w:sz w:val="32"/>
+        </w:rPr>
+        <w:t>Categorias que estão bombando</w:t>
+      </w:r>
+    </w:p>
+    <w:p>
+      <w:pPr>
+        <w:spacing w:line="360" w:lineRule="auto" w:after="200"/>
+        <w:ind w:firstLine="0"/>
+      </w:pPr>
+      <w:r>
+        <w:rPr>
+          <w:rFonts w:ascii="Calibri" w:hAnsi="Calibri" w:cs="Calibri"/>
+          <w:b w:val="0"/>
+          <w:i w:val="0"/>
+          <w:color w:val="202020"/>
+          <w:sz w:val="24"/>
+        </w:rPr>
+        <w:t>As Skills mais usadas no marketplace se dividem em: produtividade (resumir, traduzir, organizar), dados (consultar planilhas, gerar gráficos, cruzar informações), comunicação (enviar mensagens, postar em redes sociais, responder clientes), vendas (qualificar leads, agendar reuniões, fechar pedidos) e criação (gerar imagens, vídeos, áudios, documentos). Escolha uma categoria onde você já tem expertise — esse é o seu diferencial.</w:t>
+      </w:r>
+    </w:p>
+    <w:p>
+      <w:pPr>
+        <w:spacing w:before="400" w:after="160"/>
+      </w:pPr>
+      <w:r>
+        <w:rPr>
+          <w:rFonts w:ascii="Calibri" w:hAnsi="Calibri" w:cs="Calibri"/>
+          <w:b/>
+          <w:i w:val="0"/>
+          <w:color w:val="4472C4"/>
+          <w:sz w:val="32"/>
+        </w:rPr>
+        <w:t>Exemplos reais do marketplace</w:t>
+      </w:r>
+    </w:p>
+    <w:p>
+      <w:pPr>
+        <w:spacing w:line="360" w:lineRule="auto" w:after="200"/>
+        <w:ind w:firstLine="0"/>
+      </w:pPr>
+      <w:r>
+        <w:rPr>
+          <w:rFonts w:ascii="Calibri" w:hAnsi="Calibri" w:cs="Calibri"/>
+          <w:b w:val="0"/>
+          <w:i w:val="0"/>
+          <w:color w:val="202020"/>
+          <w:sz w:val="24"/>
+        </w:rPr>
+        <w:t>Uma Skill que consulta frete dos Correios em tempo real, outra que agenda reuniões no Google Calendar, outra que traduz PDFs mantendo a formatação, e uma que gera contratos jurídicos personalizados. Todas começaram pequenas e cresceram organicamente. O segredo é resolver um problema real com elegância.</w:t>
+      </w:r>
+    </w:p>
+    <w:p>
+      <w:r>
+        <w:br w:type="page"/>
+      </w:r>
+    </w:p>
+    <w:p>
+      <w:pPr>
+        <w:jc w:val="left"/>
+      </w:pPr>
+      <w:r>
+        <w:rPr>
+          <w:rFonts w:ascii="Calibri" w:hAnsi="Calibri" w:cs="Calibri"/>
+          <w:b/>
+          <w:i w:val="0"/>
+          <w:color w:val="1F3864"/>
+          <w:sz w:val="48"/>
+        </w:rPr>
+        <w:t>4. Estratégias Avançadas para Skills de Alto Desempenho</w:t>
+      </w:r>
+    </w:p>
+    <w:p>
+      <w:pPr>
+        <w:pBdr>
+          <w:bottom w:val="single" w:sz="8" w:space="1" w:color="4472C4"/>
+        </w:pBdr>
+      </w:pPr>
+    </w:p>
+    <w:p>
+      <w:pPr>
+        <w:spacing w:before="400" w:after="160"/>
+      </w:pPr>
+      <w:r>
+        <w:rPr>
+          <w:rFonts w:ascii="Calibri" w:hAnsi="Calibri" w:cs="Calibri"/>
+          <w:b/>
+          <w:i w:val="0"/>
+          <w:color w:val="4472C4"/>
+          <w:sz w:val="32"/>
+        </w:rPr>
+        <w:t>Otimizando descrição e gatilhos</w:t>
+      </w:r>
+    </w:p>
+    <w:p>
+      <w:pPr>
+        <w:spacing w:line="360" w:lineRule="auto" w:after="200"/>
+        <w:ind w:firstLine="0"/>
+      </w:pPr>
+      <w:r>
+        <w:rPr>
+          <w:rFonts w:ascii="Calibri" w:hAnsi="Calibri" w:cs="Calibri"/>
+          <w:b w:val="0"/>
+          <w:i w:val="0"/>
+          <w:color w:val="202020"/>
+          <w:sz w:val="24"/>
+        </w:rPr>
+        <w:t>A descrição da Skill é o que o modelo lê para decidir quando usá-la. Quanto mais clara, específica e bem estruturada, mais a Skill será acionada nos momentos certos. Use verbos de ação, mencione palavras-chave que os usuários provavelmente usarão, e dê exemplos de conversa que ativam a Skill. Invista tempo aqui — é a maior alavanca de uso.</w:t>
+      </w:r>
+    </w:p>
+    <w:p>
+      <w:pPr>
+        <w:spacing w:before="400" w:after="160"/>
+      </w:pPr>
+      <w:r>
+        <w:rPr>
+          <w:rFonts w:ascii="Calibri" w:hAnsi="Calibri" w:cs="Calibri"/>
+          <w:b/>
+          <w:i w:val="0"/>
+          <w:color w:val="4472C4"/>
+          <w:sz w:val="32"/>
+        </w:rPr>
+        <w:t>Tratamento de erros e resiliência</w:t>
+      </w:r>
+    </w:p>
+    <w:p>
+      <w:pPr>
+        <w:spacing w:line="360" w:lineRule="auto" w:after="200"/>
+        <w:ind w:firstLine="0"/>
+      </w:pPr>
+      <w:r>
+        <w:rPr>
+          <w:rFonts w:ascii="Calibri" w:hAnsi="Calibri" w:cs="Calibri"/>
+          <w:b w:val="0"/>
+          <w:i w:val="0"/>
+          <w:color w:val="202020"/>
+          <w:sz w:val="24"/>
+        </w:rPr>
+        <w:t>Skills profissionais são projetadas para falhar com elegância. Sempre que uma API externa estiver fora, retorne uma mensagem útil em vez de um erro técnico. Implemente retries exponenciais, timeouts e fallbacks. Usuários não toleram Skills instáveis. Quem oferece confiabilidade ganha reputação e indicações.</w:t>
+      </w:r>
+    </w:p>
+    <w:p>
+      <w:r>
+        <w:br w:type="page"/>
+      </w:r>
+    </w:p>
+    <w:p>
+      <w:pPr>
+        <w:jc w:val="left"/>
+      </w:pPr>
+      <w:r>
+        <w:rPr>
+          <w:rFonts w:ascii="Calibri" w:hAnsi="Calibri" w:cs="Calibri"/>
+          <w:b/>
+          <w:i w:val="0"/>
+          <w:color w:val="1F3864"/>
+          <w:sz w:val="48"/>
+        </w:rPr>
+        <w:t>5. Melhores Práticas do Mercado</w:t>
+      </w:r>
+    </w:p>
+    <w:p>
+      <w:pPr>
+        <w:pBdr>
+          <w:bottom w:val="single" w:sz="8" w:space="1" w:color="4472C4"/>
+        </w:pBdr>
+      </w:pPr>
+    </w:p>
+    <w:p>
+      <w:pPr>
+        <w:spacing w:before="400" w:after="160"/>
+      </w:pPr>
+      <w:r>
+        <w:rPr>
+          <w:rFonts w:ascii="Calibri" w:hAnsi="Calibri" w:cs="Calibri"/>
+          <w:b/>
+          <w:i w:val="0"/>
+          <w:color w:val="4472C4"/>
+          <w:sz w:val="32"/>
+        </w:rPr>
+        <w:t>Versionamento e changelog</w:t>
+      </w:r>
+    </w:p>
+    <w:p>
+      <w:pPr>
+        <w:spacing w:line="360" w:lineRule="auto" w:after="200"/>
+        <w:ind w:firstLine="0"/>
+      </w:pPr>
+      <w:r>
+        <w:rPr>
+          <w:rFonts w:ascii="Calibri" w:hAnsi="Calibri" w:cs="Calibri"/>
+          <w:b w:val="0"/>
+          <w:i w:val="0"/>
+          <w:color w:val="202020"/>
+          <w:sz w:val="24"/>
+        </w:rPr>
+        <w:t>Trate sua Skill como um software profissional. Use Git, publique versões semânticas (1.0.0, 1.1.0, 2.0.0) e mantenha um CHANGELOG claro. Usuários precisam saber o que mudou, e você precisa conseguir reverter deploys quebrados em segundos.</w:t>
+      </w:r>
+    </w:p>
+    <w:p>
+      <w:pPr>
+        <w:spacing w:before="400" w:after="160"/>
+      </w:pPr>
+      <w:r>
+        <w:rPr>
+          <w:rFonts w:ascii="Calibri" w:hAnsi="Calibri" w:cs="Calibri"/>
+          <w:b/>
+          <w:i w:val="0"/>
+          <w:color w:val="4472C4"/>
+          <w:sz w:val="32"/>
+        </w:rPr>
+        <w:t>Observabilidade e métricas</w:t>
+      </w:r>
+    </w:p>
+    <w:p>
+      <w:pPr>
+        <w:spacing w:line="360" w:lineRule="auto" w:after="200"/>
+        <w:ind w:firstLine="0"/>
+      </w:pPr>
+      <w:r>
+        <w:rPr>
+          <w:rFonts w:ascii="Calibri" w:hAnsi="Calibri" w:cs="Calibri"/>
+          <w:b w:val="0"/>
+          <w:i w:val="0"/>
+          <w:color w:val="202020"/>
+          <w:sz w:val="24"/>
+        </w:rPr>
+        <w:t>Instrumente sua Skill para medir: taxa de sucesso, latência média, número de chamadas por dia, principais erros e NPS dos usuários. Sem dados, você está voando no escuro. Com dados, você sabe exatamente o que otimizar.</w:t>
+      </w:r>
+    </w:p>
+    <w:p>
+      <w:r>
+        <w:br w:type="page"/>
+      </w:r>
+    </w:p>
+    <w:p>
+      <w:pPr>
+        <w:jc w:val="left"/>
+      </w:pPr>
+      <w:r>
+        <w:rPr>
+          <w:rFonts w:ascii="Calibri" w:hAnsi="Calibri" w:cs="Calibri"/>
+          <w:b/>
+          <w:i w:val="0"/>
+          <w:color w:val="1F3864"/>
+          <w:sz w:val="48"/>
+        </w:rPr>
+        <w:t>6. Estudo de Caso: do Zero a 10 mil usuários</w:t>
+      </w:r>
+    </w:p>
+    <w:p>
+      <w:pPr>
+        <w:pBdr>
+          <w:bottom w:val="single" w:sz="8" w:space="1" w:color="4472C4"/>
+        </w:pBdr>
+      </w:pPr>
+    </w:p>
+    <w:p>
+      <w:pPr>
+        <w:spacing w:before="400" w:after="160"/>
+      </w:pPr>
+      <w:r>
+        <w:rPr>
+          <w:rFonts w:ascii="Calibri" w:hAnsi="Calibri" w:cs="Calibri"/>
+          <w:b/>
+          <w:i w:val="0"/>
+          <w:color w:val="4472C4"/>
+          <w:sz w:val="32"/>
+        </w:rPr>
+        <w:t>A história de uma Skill brasileira</w:t>
+      </w:r>
+    </w:p>
+    <w:p>
+      <w:pPr>
+        <w:spacing w:line="360" w:lineRule="auto" w:after="200"/>
+        <w:ind w:firstLine="0"/>
+      </w:pPr>
+      <w:r>
+        <w:rPr>
+          <w:rFonts w:ascii="Calibri" w:hAnsi="Calibri" w:cs="Calibri"/>
+          <w:b w:val="0"/>
+          <w:i w:val="0"/>
+          <w:color w:val="202020"/>
+          <w:sz w:val="24"/>
+        </w:rPr>
+        <w:t>Carlos, um desenvolvedor de Belo Horizonte, criou uma Skill que conecta a Minimax ao WhatsApp Business. Em 3 meses, ela foi usada por 10 mil empresários, gerou 2 mil leads qualificados por semana e foi destaque no marketplace. O segredo: ele começou pequeno, ouviu feedback dos primeiros 100 usuários e iterou rápido. Em 90 dias, tinha um produto validado e em crescimento.</w:t>
+      </w:r>
+    </w:p>
+    <w:p>
+      <w:r>
+        <w:br w:type="page"/>
+      </w:r>
+    </w:p>
+    <w:p>
+      <w:pPr>
+        <w:jc w:val="left"/>
+      </w:pPr>
+      <w:r>
+        <w:rPr>
+          <w:rFonts w:ascii="Calibri" w:hAnsi="Calibri" w:cs="Calibri"/>
+          <w:b/>
+          <w:i w:val="0"/>
+          <w:color w:val="1F3864"/>
+          <w:sz w:val="48"/>
+        </w:rPr>
+        <w:t>7. Ferramentas para Construir e Publicar</w:t>
+      </w:r>
+    </w:p>
+    <w:p>
+      <w:pPr>
+        <w:pBdr>
+          <w:bottom w:val="single" w:sz="8" w:space="1" w:color="4472C4"/>
+        </w:pBdr>
+      </w:pPr>
+    </w:p>
+    <w:p>
+      <w:pPr>
+        <w:spacing w:before="400" w:after="160"/>
+      </w:pPr>
+      <w:r>
+        <w:rPr>
+          <w:rFonts w:ascii="Calibri" w:hAnsi="Calibri" w:cs="Calibri"/>
+          <w:b/>
+          <w:i w:val="0"/>
+          <w:color w:val="4472C4"/>
+          <w:sz w:val="32"/>
+        </w:rPr>
+        <w:t>Stack mínima viável</w:t>
+      </w:r>
+    </w:p>
+    <w:p>
+      <w:pPr>
+        <w:spacing w:line="360" w:lineRule="auto" w:after="200"/>
+        <w:ind w:firstLine="0"/>
+      </w:pPr>
+      <w:r>
+        <w:rPr>
+          <w:rFonts w:ascii="Calibri" w:hAnsi="Calibri" w:cs="Calibri"/>
+          <w:b w:val="0"/>
+          <w:i w:val="0"/>
+          <w:color w:val="202020"/>
+          <w:sz w:val="24"/>
+        </w:rPr>
+        <w:t>Para criar e publicar uma Skill, você precisa de: um editor de código (VS Code), Node.js ou Python instalado, Git, uma conta na plataforma Minimax e acesso à documentação oficial. Com isso, em uma tarde você consegue publicar sua primeira Skill funcional.</w:t>
+      </w:r>
+    </w:p>
+    <w:p>
+      <w:pPr>
+        <w:spacing w:before="400" w:after="160"/>
+      </w:pPr>
+      <w:r>
+        <w:rPr>
+          <w:rFonts w:ascii="Calibri" w:hAnsi="Calibri" w:cs="Calibri"/>
+          <w:b/>
+          <w:i w:val="0"/>
+          <w:color w:val="4472C4"/>
+          <w:sz w:val="32"/>
+        </w:rPr>
+        <w:t>Ferramentas avançadas de produtividade</w:t>
+      </w:r>
+    </w:p>
+    <w:p>
+      <w:pPr>
+        <w:spacing w:line="360" w:lineRule="auto" w:after="200"/>
+        <w:ind w:firstLine="0"/>
+      </w:pPr>
+      <w:r>
+        <w:rPr>
+          <w:rFonts w:ascii="Calibri" w:hAnsi="Calibri" w:cs="Calibri"/>
+          <w:b w:val="0"/>
+          <w:i w:val="0"/>
+          <w:color w:val="202020"/>
+          <w:sz w:val="24"/>
+        </w:rPr>
+        <w:t>Conforme você evolui, adicione: Docker para empacotar, GitHub Actions para CI/CD, Vercel ou Railway para deploy, e ferramentas de monitoramento como Sentry ou Datadog. Profissionalize sua operação e seus usuários sentirão a diferença.</w:t>
+      </w:r>
+    </w:p>
+    <w:p>
+      <w:r>
+        <w:br w:type="page"/>
+      </w:r>
+    </w:p>
+    <w:p>
+      <w:pPr>
+        <w:jc w:val="left"/>
+      </w:pPr>
+      <w:r>
+        <w:rPr>
+          <w:rFonts w:ascii="Calibri" w:hAnsi="Calibri" w:cs="Calibri"/>
+          <w:b/>
+          <w:i w:val="0"/>
+          <w:color w:val="1F3864"/>
+          <w:sz w:val="48"/>
+        </w:rPr>
+        <w:t>8. Passo a Passo: Criando Sua Primeira Skill</w:t>
+      </w:r>
+    </w:p>
+    <w:p>
+      <w:pPr>
+        <w:pBdr>
+          <w:bottom w:val="single" w:sz="8" w:space="1" w:color="4472C4"/>
+        </w:pBdr>
+      </w:pPr>
+    </w:p>
+    <w:p>
+      <w:pPr>
+        <w:spacing w:before="400" w:after="160"/>
+      </w:pPr>
+      <w:r>
+        <w:rPr>
+          <w:rFonts w:ascii="Calibri" w:hAnsi="Calibri" w:cs="Calibri"/>
+          <w:b/>
+          <w:i w:val="0"/>
+          <w:color w:val="4472C4"/>
+          <w:sz w:val="32"/>
+        </w:rPr>
+        <w:t>Do planejamento ao deploy em 1 dia</w:t>
+      </w:r>
+    </w:p>
+    <w:p>
+      <w:pPr>
+        <w:spacing w:line="360" w:lineRule="auto" w:after="200"/>
+        <w:ind w:firstLine="0"/>
+      </w:pPr>
+      <w:r>
+        <w:rPr>
+          <w:rFonts w:ascii="Calibri" w:hAnsi="Calibri" w:cs="Calibri"/>
+          <w:b w:val="0"/>
+          <w:i w:val="0"/>
+          <w:color w:val="202020"/>
+          <w:sz w:val="24"/>
+        </w:rPr>
+        <w:t>Manhã: defina o problema e mapeie a API externa. Tarde: escreva o manifesto SKILL.md e o handler. Noite: teste localmente e publique no marketplace. No dia seguinte, compartilhe com a comunidade e colete feedback. Em uma semana, você terá iterações baseadas em uso real.</w:t>
+      </w:r>
+    </w:p>
+    <w:p>
+      <w:r>
+        <w:br w:type="page"/>
+      </w:r>
+    </w:p>
+    <w:p>
+      <w:pPr>
+        <w:jc w:val="left"/>
+      </w:pPr>
+      <w:r>
+        <w:rPr>
+          <w:rFonts w:ascii="Calibri" w:hAnsi="Calibri" w:cs="Calibri"/>
+          <w:b/>
+          <w:i w:val="0"/>
+          <w:color w:val="1F3864"/>
+          <w:sz w:val="48"/>
+        </w:rPr>
+        <w:t>9. Erros Comuns ao Construir Skills</w:t>
+      </w:r>
+    </w:p>
+    <w:p>
+      <w:pPr>
+        <w:pBdr>
+          <w:bottom w:val="single" w:sz="8" w:space="1" w:color="4472C4"/>
+        </w:pBdr>
+      </w:pPr>
+    </w:p>
+    <w:p>
+      <w:pPr>
+        <w:spacing w:before="400" w:after="160"/>
+      </w:pPr>
+      <w:r>
+        <w:rPr>
+          <w:rFonts w:ascii="Calibri" w:hAnsi="Calibri" w:cs="Calibri"/>
+          <w:b/>
+          <w:i w:val="0"/>
+          <w:color w:val="4472C4"/>
+          <w:sz w:val="32"/>
+        </w:rPr>
+        <w:t>Armadilhas que custam tempo e reputação</w:t>
+      </w:r>
+    </w:p>
+    <w:p>
+      <w:pPr>
+        <w:spacing w:line="360" w:lineRule="auto" w:after="200"/>
+        <w:ind w:firstLine="0"/>
+      </w:pPr>
+      <w:r>
+        <w:rPr>
+          <w:rFonts w:ascii="Calibri" w:hAnsi="Calibri" w:cs="Calibri"/>
+          <w:b w:val="0"/>
+          <w:i w:val="0"/>
+          <w:color w:val="202020"/>
+          <w:sz w:val="24"/>
+        </w:rPr>
+        <w:t>1) Descrição vaga, que faz a IA nunca acionar a Skill. 2) Não tratar erros de API. 3) Misturar regras de negócio no prompt em vez do código. 4) Ignorar limites de taxa da API externa. 5) Não documentar. 6) Pular testes. Identifique e corrija esses pontos desde a primeira versão.</w:t>
+      </w:r>
+    </w:p>
+    <w:p>
+      <w:r>
+        <w:br w:type="page"/>
+      </w:r>
+    </w:p>
+    <w:p>
+      <w:pPr>
+        <w:jc w:val="left"/>
+      </w:pPr>
+      <w:r>
+        <w:rPr>
+          <w:rFonts w:ascii="Calibri" w:hAnsi="Calibri" w:cs="Calibri"/>
+          <w:b/>
+          <w:i w:val="0"/>
+          <w:color w:val="1F3864"/>
+          <w:sz w:val="48"/>
+        </w:rPr>
+        <w:t>10. Conclusão: De Usuário a Construtor</w:t>
+      </w:r>
+    </w:p>
+    <w:p>
+      <w:pPr>
+        <w:pBdr>
+          <w:bottom w:val="single" w:sz="8" w:space="1" w:color="4472C4"/>
+        </w:pBdr>
+      </w:pPr>
+    </w:p>
+    <w:p>
+      <w:pPr>
+        <w:spacing w:before="400" w:after="160"/>
+      </w:pPr>
+      <w:r>
+        <w:rPr>
+          <w:rFonts w:ascii="Calibri" w:hAnsi="Calibri" w:cs="Calibri"/>
+          <w:b/>
+          <w:i w:val="0"/>
+          <w:color w:val="4472C4"/>
+          <w:sz w:val="32"/>
+        </w:rPr>
+        <w:t>Próximos passos para virar referência</w:t>
+      </w:r>
+    </w:p>
+    <w:p>
+      <w:pPr>
+        <w:spacing w:line="360" w:lineRule="auto" w:after="200"/>
+        <w:ind w:firstLine="0"/>
+      </w:pPr>
+      <w:r>
+        <w:rPr>
+          <w:rFonts w:ascii="Calibri" w:hAnsi="Calibri" w:cs="Calibri"/>
+          <w:b w:val="0"/>
+          <w:i w:val="0"/>
+          <w:color w:val="202020"/>
+          <w:sz w:val="24"/>
+        </w:rPr>
+        <w:t>Construir Skills é uma das habilidades mais valiosas da nova economia digital. Quem domina isso vira peça-chave em empresas, lança produtos próprios e monetiza de múltiplas formas. Comece pequeno, publique rápido, itere sempre. Em 6 meses, você pode estar vivendo de Skills. O importante é dar o primeiro passo hoje.</w:t>
+      </w:r>
+    </w:p>
+    <w:p>
+      <w:r>
+        <w:br w:type="page"/>
+      </w:r>
+    </w:p>
+    <w:p>
+      <w:pPr>
+        <w:spacing w:before="2400"/>
+        <w:jc w:val="center"/>
+      </w:pPr>
+      <w:r>
+        <w:rPr>
+          <w:rFonts w:ascii="Calibri" w:hAnsi="Calibri" w:cs="Calibri"/>
+          <w:b/>
+          <w:i w:val="0"/>
+          <w:color w:val="1F3864"/>
+          <w:sz w:val="64"/>
+        </w:rPr>
+        <w:t>Obrigado por ler!</w:t>
+      </w:r>
+    </w:p>
+    <w:p>
+      <w:pPr>
+        <w:spacing w:before="480"/>
+        <w:jc w:val="center"/>
+      </w:pPr>
+      <w:r>
+        <w:rPr>
+          <w:rFonts w:ascii="Calibri" w:hAnsi="Calibri" w:cs="Calibri"/>
+          <w:b w:val="0"/>
+          <w:i/>
+          <w:color w:val="202020"/>
+          <w:sz w:val="26"/>
+        </w:rPr>
+        <w:t>Esperamos que este conteúdo tenha agregado valor real à sua jornada com inteligência artificial. Agora é hora de colocar em prática — comece pequeno, iterate rápido e celebre cada vitória.</w:t>
       </w:r>
     </w:p>
     <w:p/>
+    <w:p/>
+    <w:p>
+      <w:pPr>
+        <w:pBdr>
+          <w:bottom w:val="single" w:sz="8" w:space="1" w:color="4472C4"/>
+        </w:pBdr>
+      </w:pPr>
+    </w:p>
+    <w:p>
+      <w:pPr>
+        <w:spacing w:before="240"/>
+        <w:jc w:val="center"/>
+      </w:pPr>
+      <w:r>
+        <w:rPr>
+          <w:rFonts w:ascii="Calibri" w:hAnsi="Calibri" w:cs="Calibri"/>
+          <w:b w:val="0"/>
+          <w:i w:val="0"/>
+          <w:color w:val="707070"/>
+          <w:sz w:val="22"/>
+        </w:rPr>
+        <w:t>Minimax - Como Construir Skills Vencedoras — Por MMN AI-to-AI</w:t>
+      </w:r>
+    </w:p>
+    <w:p>
+      <w:pPr>
+        <w:jc w:val="center"/>
+      </w:pPr>
+      <w:r>
+        <w:rPr>
+          <w:rFonts w:ascii="Calibri" w:hAnsi="Calibri" w:cs="Calibri"/>
+          <w:b w:val="0"/>
+          <w:i/>
+          <w:color w:val="707070"/>
+          <w:sz w:val="20"/>
+        </w:rPr>
+        <w:t>MMN AI-to-AI • 2026 • Todos os direitos reservados</w:t>
+      </w:r>
+    </w:p>
     <w:sectPr>
       <w:pgSz w:w="12240" w:h="15840"/>
-      <w:pgMar w:top="1440" w:right="1440" w:bottom="1440" w:left="1440" w:header="720" w:footer="720" w:gutter="0"/>
+      <w:pgMar w:top="1417" w:right="1417" w:bottom="1417" w:left="1417" w:header="720" w:footer="720" w:gutter="0"/>
       <w:cols w:space="720"/>
       <w:docGrid w:linePitch="360"/>
     </w:sectPr>
@@ -781,6 +1637,10 @@
     <w:name w:val="Normal"/>
     <w:qFormat/>
     <w:rsid w:val="00FC693F"/>
+    <w:rPr>
+      <w:rFonts w:ascii="Calibri" w:hAnsi="Calibri"/>
+      <w:sz w:val="22"/>
+    </w:rPr>
   </w:style>
   <w:style w:type="paragraph" w:styleId="Header">
     <w:name w:val="header"/>
